--- a/dokumentacio/parhuzamos eszkozok beadando.docx
+++ b/dokumentacio/parhuzamos eszkozok beadando.docx
@@ -280,7 +280,7 @@
         <w:jc w:val="both"/>
       </w:pPr>
       <w:r>
-        <w:t>A mérések elvégzéséhez három különböző méretű képet használtam:</w:t>
+        <w:t>A mérések elvégzéséhez különböző méretű képet használtam:</w:t>
       </w:r>
     </w:p>
     <w:p>
@@ -294,7 +294,13 @@
         <w:jc w:val="both"/>
       </w:pPr>
       <w:r>
-        <w:t>kep01.ppm - 8000 x 12907 pixel</w:t>
+        <w:t xml:space="preserve">kep01.ppm - 8000 x </w:t>
+      </w:r>
+      <w:r>
+        <w:t>8000</w:t>
+      </w:r>
+      <w:r>
+        <w:t xml:space="preserve"> pixel</w:t>
       </w:r>
     </w:p>
     <w:p>
@@ -308,7 +314,19 @@
         <w:jc w:val="both"/>
       </w:pPr>
       <w:r>
-        <w:t>kep02.ppm – 4000 x 4368 pixel</w:t>
+        <w:t xml:space="preserve">kep02.ppm – </w:t>
+      </w:r>
+      <w:r>
+        <w:t>6000</w:t>
+      </w:r>
+      <w:r>
+        <w:t xml:space="preserve"> x </w:t>
+      </w:r>
+      <w:r>
+        <w:t>6000</w:t>
+      </w:r>
+      <w:r>
+        <w:t xml:space="preserve"> pixel</w:t>
       </w:r>
     </w:p>
     <w:p>
@@ -322,21 +340,131 @@
         <w:jc w:val="both"/>
       </w:pPr>
       <w:r>
-        <w:t>kep03.ppm – 500 x 588 pixel</w:t>
-      </w:r>
-    </w:p>
-    <w:p>
-      <w:pPr>
-        <w:pStyle w:val="NormlWeb"/>
+        <w:t xml:space="preserve">kep03.ppm – </w:t>
+      </w:r>
+      <w:r>
+        <w:t>4000</w:t>
+      </w:r>
+      <w:r>
+        <w:t xml:space="preserve"> x </w:t>
+      </w:r>
+      <w:r>
+        <w:t>4000</w:t>
+      </w:r>
+      <w:r>
+        <w:t xml:space="preserve"> pixel</w:t>
+      </w:r>
+    </w:p>
+    <w:p>
+      <w:pPr>
+        <w:pStyle w:val="NormlWeb"/>
+        <w:numPr>
+          <w:ilvl w:val="0"/>
+          <w:numId w:val="2"/>
+        </w:numPr>
         <w:spacing w:before="0" w:beforeAutospacing="0" w:after="0" w:afterAutospacing="0" w:line="360" w:lineRule="auto"/>
         <w:jc w:val="both"/>
       </w:pPr>
       <w:r>
         <w:lastRenderedPageBreak/>
+        <w:t>kep04</w:t>
+      </w:r>
+      <w:r>
+        <w:t xml:space="preserve">.ppm – </w:t>
+      </w:r>
+      <w:r>
+        <w:t>2000</w:t>
+      </w:r>
+      <w:r>
+        <w:t xml:space="preserve"> x </w:t>
+      </w:r>
+      <w:r>
+        <w:t>2</w:t>
+      </w:r>
+      <w:r>
+        <w:t>000 pixel</w:t>
+      </w:r>
+    </w:p>
+    <w:p>
+      <w:pPr>
+        <w:pStyle w:val="NormlWeb"/>
+        <w:numPr>
+          <w:ilvl w:val="0"/>
+          <w:numId w:val="2"/>
+        </w:numPr>
+        <w:spacing w:before="0" w:beforeAutospacing="0" w:after="0" w:afterAutospacing="0" w:line="360" w:lineRule="auto"/>
+        <w:jc w:val="both"/>
+      </w:pPr>
+      <w:r>
+        <w:t>kep05</w:t>
+      </w:r>
+      <w:r>
+        <w:t xml:space="preserve">.ppm – </w:t>
+      </w:r>
+      <w:r>
+        <w:t>1</w:t>
+      </w:r>
+      <w:r>
+        <w:t xml:space="preserve">000 x </w:t>
+      </w:r>
+      <w:r>
+        <w:t>1</w:t>
+      </w:r>
+      <w:r>
+        <w:t>000 pixel</w:t>
+      </w:r>
+    </w:p>
+    <w:p>
+      <w:pPr>
+        <w:pStyle w:val="NormlWeb"/>
+        <w:numPr>
+          <w:ilvl w:val="0"/>
+          <w:numId w:val="2"/>
+        </w:numPr>
+        <w:spacing w:before="0" w:beforeAutospacing="0" w:after="0" w:afterAutospacing="0" w:line="360" w:lineRule="auto"/>
+        <w:jc w:val="both"/>
+      </w:pPr>
+      <w:r>
+        <w:t>kep06</w:t>
+      </w:r>
+      <w:r>
+        <w:t xml:space="preserve">.ppm – </w:t>
+      </w:r>
+      <w:r>
+        <w:t>5</w:t>
+      </w:r>
+      <w:r>
+        <w:t xml:space="preserve">00 x </w:t>
+      </w:r>
+      <w:r>
+        <w:t>5</w:t>
+      </w:r>
+      <w:r>
+        <w:t>00 pixel</w:t>
+      </w:r>
+    </w:p>
+    <w:p>
+      <w:pPr>
+        <w:pStyle w:val="NormlWeb"/>
+        <w:spacing w:before="0" w:beforeAutospacing="0" w:after="0" w:afterAutospacing="0" w:line="360" w:lineRule="auto"/>
+        <w:ind w:left="2148"/>
+        <w:jc w:val="both"/>
+      </w:pPr>
+    </w:p>
+    <w:p>
+      <w:pPr>
+        <w:pStyle w:val="NormlWeb"/>
+        <w:spacing w:before="0" w:beforeAutospacing="0" w:after="0" w:afterAutospacing="0" w:line="360" w:lineRule="auto"/>
+        <w:jc w:val="both"/>
+      </w:pPr>
+      <w:r>
         <w:t>A képek méretét úgy választottam meg, hogy a futási idők közötti kül</w:t>
       </w:r>
       <w:r>
         <w:t>önbségek jól láthatóak legyenek</w:t>
+      </w:r>
+      <w:r>
+        <w:t>,</w:t>
       </w:r>
       <w:r>
         <w:t xml:space="preserve"> és a skálázódás egyértelműen értelmezhető legyen. A blur szűrő futási idejét az 1. ábrán látható oszlopdiagram szemlélteti.</w:t>
@@ -362,8 +490,8 @@
         </w:rPr>
         <w:drawing>
           <wp:inline distT="0" distB="0" distL="0" distR="0">
-            <wp:extent cx="4557155" cy="2720576"/>
-            <wp:effectExtent l="19050" t="19050" r="15240" b="22860"/>
+            <wp:extent cx="4557155" cy="2694263"/>
+            <wp:effectExtent l="19050" t="19050" r="15240" b="11430"/>
             <wp:docPr id="3" name="Kép 3"/>
             <wp:cNvGraphicFramePr>
               <a:graphicFrameLocks xmlns:a="http://schemas.openxmlformats.org/drawingml/2006/main" noChangeAspect="1"/>
@@ -390,7 +518,7 @@
                   <pic:spPr>
                     <a:xfrm>
                       <a:off x="0" y="0"/>
-                      <a:ext cx="4557155" cy="2720576"/>
+                      <a:ext cx="4557155" cy="2694263"/>
                     </a:xfrm>
                     <a:prstGeom prst="rect">
                       <a:avLst/>
@@ -469,13 +597,70 @@
         <w:t>A leg</w:t>
       </w:r>
       <w:r>
-        <w:t>nagyobb, 8000 x 12907 pixeles kép esetében a futási idő 0.0323297 másodperc volt, amely jól mutatja, hogy a GPU-nak rengeteg adatot kellett feldolgoznia.</w:t>
-      </w:r>
-      <w:r>
-        <w:t xml:space="preserve"> A közepes méretű kép (4000 x 4368 pixel) futási ideje 0.17321 másodperc, ami nagyjából a fele az előző kép idejének. </w:t>
-      </w:r>
-      <w:r>
-        <w:t>A legkisebb kép (500 x 588 pixel) futási ideje mindössze 0.00093 másodperc volt, amely azt jelenti, hogy a GPU azonnal feldolgozta.</w:t>
+        <w:t xml:space="preserve">nagyobb, 8000 x </w:t>
+      </w:r>
+      <w:r>
+        <w:t>8000</w:t>
+      </w:r>
+      <w:r>
+        <w:t xml:space="preserve"> pixeles kép</w:t>
+      </w:r>
+      <w:r>
+        <w:t xml:space="preserve"> esetében a futási idő 0.0326031</w:t>
+      </w:r>
+      <w:r>
+        <w:t xml:space="preserve"> másodperc volt, amely jól mutatja, hogy a GPU-nak rengeteg adatot kellett feldolgoznia.</w:t>
+      </w:r>
+      <w:r>
+        <w:t xml:space="preserve"> A </w:t>
+      </w:r>
+      <w:r>
+        <w:t xml:space="preserve">negyedik </w:t>
+      </w:r>
+      <w:r>
+        <w:t>kép</w:t>
+      </w:r>
+      <w:r>
+        <w:t>nél</w:t>
+      </w:r>
+      <w:r>
+        <w:t xml:space="preserve"> (</w:t>
+      </w:r>
+      <w:r>
+        <w:t>2000</w:t>
+      </w:r>
+      <w:r>
+        <w:t xml:space="preserve"> x </w:t>
+      </w:r>
+      <w:r>
+        <w:t>2000</w:t>
+      </w:r>
+      <w:r>
+        <w:t xml:space="preserve"> pixel)</w:t>
+      </w:r>
+      <w:r>
+        <w:t xml:space="preserve"> már jól látható a futási idő csökkenése, amely 0.115374</w:t>
+      </w:r>
+      <w:r>
+        <w:t xml:space="preserve"> másodperc, ami nagyjából a </w:t>
+      </w:r>
+      <w:r>
+        <w:t>harmada</w:t>
+      </w:r>
+      <w:r>
+        <w:t xml:space="preserve"> az előző kép idejének. </w:t>
+      </w:r>
+      <w:r>
+        <w:t>A legkisebb kép (500 x 500</w:t>
+      </w:r>
+      <w:r>
+        <w:t xml:space="preserve"> pixel</w:t>
+      </w:r>
+      <w:r>
+        <w:t>) futási ideje mindössze 0.007180</w:t>
+      </w:r>
+      <w:r>
+        <w:t xml:space="preserve"> másodperc volt, amely azt jelenti, hogy a GPU azonnal feldolgozta.</w:t>
       </w:r>
     </w:p>
     <w:p>
@@ -500,7 +685,22 @@
         <w:t xml:space="preserve"> a CPU-n és GPU-n mért futási idők arányát</w:t>
       </w:r>
       <w:r>
-        <w:t xml:space="preserve"> mutatja meg három különböző méretű kép esetében. </w:t>
+        <w:t xml:space="preserve"> </w:t>
+      </w:r>
+      <w:r>
+        <w:t xml:space="preserve">mutatja meg </w:t>
+      </w:r>
+      <w:r>
+        <w:t>a</w:t>
+      </w:r>
+      <w:r>
+        <w:t xml:space="preserve"> különböző méretű kép</w:t>
+      </w:r>
+      <w:r>
+        <w:t>ek</w:t>
+      </w:r>
+      <w:r>
+        <w:t xml:space="preserve"> esetében. </w:t>
       </w:r>
       <w:r>
         <w:t>A speedup értéke azt fejezi ki, hogy a GPU hányszor gyorsabban hajtotta végre ugyanazt a műveletet</w:t>
@@ -526,8 +726,8 @@
         <w:lastRenderedPageBreak/>
         <w:drawing>
           <wp:inline distT="0" distB="0" distL="0" distR="0" wp14:anchorId="6ED12111" wp14:editId="67EE8687">
-            <wp:extent cx="4511431" cy="2720576"/>
-            <wp:effectExtent l="19050" t="19050" r="22860" b="22860"/>
+            <wp:extent cx="4511431" cy="2690093"/>
+            <wp:effectExtent l="19050" t="19050" r="22860" b="15240"/>
             <wp:docPr id="1" name="Kép 1"/>
             <wp:cNvGraphicFramePr>
               <a:graphicFrameLocks xmlns:a="http://schemas.openxmlformats.org/drawingml/2006/main" noChangeAspect="1"/>
@@ -554,7 +754,7 @@
                   <pic:spPr>
                     <a:xfrm>
                       <a:off x="0" y="0"/>
-                      <a:ext cx="4511431" cy="2720576"/>
+                      <a:ext cx="4511431" cy="2690093"/>
                     </a:xfrm>
                     <a:prstGeom prst="rect">
                       <a:avLst/>
@@ -633,14 +833,19 @@
         <w:t>A blur szűrő rendkívül jól skálázódik GPU-n, és a teljesítménye jelentősen nő a CPU-hoz képest</w:t>
       </w:r>
       <w:r>
-        <w:t xml:space="preserve">. A legnagyobb </w:t>
-      </w:r>
-      <w:r>
-        <w:t>képnél a GPU több, mint 350-szer, a közepes méretűnél 166-szor, a legkisebb képnél pedig 510-szer gyorsabban hajtotta végre a műveletet.</w:t>
-      </w:r>
-      <w:r>
-        <w:t xml:space="preserve"> </w:t>
-      </w:r>
+        <w:t xml:space="preserve">. </w:t>
+      </w:r>
+      <w:r>
+        <w:t>Ennek eredményeként a</w:t>
+      </w:r>
+      <w:r>
+        <w:t xml:space="preserve"> speedup folyamatosan növekszik,</w:t>
+      </w:r>
+      <w:r>
+        <w:t xml:space="preserve"> a kisebb képeknél is jól látható a gyorsulás, a nagyobb méretű képeknél pedig a GPU már több százszor gyorsabban hajtja végre a műveletet a CPU-hoz képest.</w:t>
+      </w:r>
+      <w:bookmarkStart w:id="0" w:name="_GoBack"/>
+      <w:bookmarkEnd w:id="0"/>
     </w:p>
     <w:p>
       <w:pPr>
@@ -854,14 +1059,36 @@
           <w:rFonts w:ascii="Times New Roman" w:hAnsi="Times New Roman" w:cs="Times New Roman"/>
         </w:rPr>
       </w:pPr>
-      <w:fldSimple w:instr=" SEQ ábra \* ARABIC ">
-        <w:r>
-          <w:rPr>
-            <w:noProof/>
-          </w:rPr>
-          <w:t>3</w:t>
-        </w:r>
-      </w:fldSimple>
+      <w:r>
+        <w:rPr>
+          <w:noProof/>
+        </w:rPr>
+        <w:fldChar w:fldCharType="begin"/>
+      </w:r>
+      <w:r>
+        <w:rPr>
+          <w:noProof/>
+        </w:rPr>
+        <w:instrText xml:space="preserve"> SEQ ábra \* ARABIC </w:instrText>
+      </w:r>
+      <w:r>
+        <w:rPr>
+          <w:noProof/>
+        </w:rPr>
+        <w:fldChar w:fldCharType="separate"/>
+      </w:r>
+      <w:r>
+        <w:rPr>
+          <w:noProof/>
+        </w:rPr>
+        <w:t>3</w:t>
+      </w:r>
+      <w:r>
+        <w:rPr>
+          <w:noProof/>
+        </w:rPr>
+        <w:fldChar w:fldCharType="end"/>
+      </w:r>
       <w:r>
         <w:t>. ábra Filters</w:t>
       </w:r>
@@ -888,24 +1115,9 @@
       <w:r>
         <w:t>A</w:t>
       </w:r>
-      <w:bookmarkStart w:id="0" w:name="_GoBack"/>
-      <w:bookmarkEnd w:id="0"/>
       <w:r>
         <w:t xml:space="preserve"> fenti diagram szemlélteti a különbséget a színcsatorna szűrők és a blur szűrő között. A legnagyobb képen végzett mérések alapján a gray, red, green és blue szűrők futási ideje néhány ezredmásodperc, míg a blur szűrő ugyanazon a képen több, mint 0.3 másodpercig futott.</w:t>
       </w:r>
-    </w:p>
-    <w:p>
-      <w:pPr>
-        <w:spacing w:after="0" w:line="360" w:lineRule="auto"/>
-        <w:contextualSpacing/>
-        <w:jc w:val="both"/>
-        <w:rPr>
-          <w:rFonts w:ascii="Times New Roman" w:eastAsia="Times New Roman" w:hAnsi="Times New Roman" w:cs="Times New Roman"/>
-          <w:sz w:val="24"/>
-          <w:szCs w:val="24"/>
-          <w:lang w:eastAsia="hu-HU"/>
-        </w:rPr>
-      </w:pPr>
     </w:p>
     <w:sectPr>
       <w:pgSz w:w="11906" w:h="16838"/>
